--- a/Resume.docx
+++ b/Resume.docx
@@ -65,6 +65,35 @@
             <w:rStyle w:val="Hyperlink"/>
           </w:rPr>
           <w:t>https://github.com/Ayeshashahzad28</w:t>
+        </w:r>
+      </w:hyperlink>
+    </w:p>
+    <w:p>
+      <w:pPr>
+        <w:pBdr>
+          <w:bottom w:val="single" w:sz="8" w:space="1" w:color="1F4E78"/>
+        </w:pBdr>
+        <w:spacing w:after="120"/>
+        <w:jc w:val="center"/>
+      </w:pPr>
+      <w:r>
+        <w:rPr>
+          <w:b/>
+          <w:bCs/>
+        </w:rPr>
+        <w:t>Portfolio:</w:t>
+      </w:r>
+      <w:r>
+        <w:t xml:space="preserve"> </w:t>
+      </w:r>
+      <w:hyperlink r:id="rId6" w:tgtFrame="_blank" w:tooltip="https://my-portfolio-umber-nu-31.vercel.app" w:history="1">
+        <w:r>
+          <w:rPr>
+            <w:rStyle w:val="Hyperlink"/>
+            <w:b/>
+            <w:bCs/>
+          </w:rPr>
+          <w:t>my-portfolio-umber-nu-31.vercel.app</w:t>
         </w:r>
       </w:hyperlink>
     </w:p>
@@ -1008,6 +1037,7 @@
           <w:bCs/>
           <w:sz w:val="20"/>
         </w:rPr>
+        <w:lastRenderedPageBreak/>
         <w:t>Fetched</w:t>
       </w:r>
       <w:r>
@@ -1048,7 +1078,6 @@
         <w:rPr>
           <w:sz w:val="20"/>
         </w:rPr>
-        <w:lastRenderedPageBreak/>
         <w:t>Designed a clean and user-friendly UI with proper error handling for invalid inputs.</w:t>
       </w:r>
     </w:p>
@@ -2149,7 +2178,6 @@
   <w:style w:type="character" w:default="1" w:styleId="DefaultParagraphFont">
     <w:name w:val="Default Paragraph Font"/>
     <w:uiPriority w:val="1"/>
-    <w:semiHidden/>
     <w:unhideWhenUsed/>
   </w:style>
   <w:style w:type="table" w:default="1" w:styleId="TableNormal">
@@ -2488,6 +2516,18 @@
     <w:rPr>
       <w:color w:val="0563C1" w:themeColor="hyperlink"/>
       <w:u w:val="single"/>
+    </w:rPr>
+  </w:style>
+  <w:style w:type="character" w:styleId="UnresolvedMention">
+    <w:name w:val="Unresolved Mention"/>
+    <w:basedOn w:val="DefaultParagraphFont"/>
+    <w:uiPriority w:val="99"/>
+    <w:semiHidden/>
+    <w:unhideWhenUsed/>
+    <w:rsid w:val="002E47DA"/>
+    <w:rPr>
+      <w:color w:val="605E5C"/>
+      <w:shd w:val="clear" w:color="auto" w:fill="E1DFDD"/>
     </w:rPr>
   </w:style>
 </w:styles>
